--- a/交付_20260811_规划环境先验解耦/03_代码修改与测试记录.docx
+++ b/交付_20260811_规划环境先验解耦/03_代码修改与测试记录.docx
@@ -1537,19 +1537,7 @@
           <w:rFonts w:ascii="SimSun" w:hAnsi="SimSun" w:eastAsia="SimSun"/>
           <w:i/>
         </w:rPr>
-        <w:t>一个走不动的基线不构成对照。若照此报出去，等于用一个被自己实现压垮的对手来证明</w:t>
-      </w:r>
-    </w:p>
-    <w:p>
-      <w:pPr>
-        <w:ind w:left="360"/>
-      </w:pPr>
-      <w:r>
-        <w:rPr>
-          <w:rFonts w:ascii="SimSun" w:hAnsi="SimSun" w:eastAsia="SimSun"/>
-          <w:i/>
-        </w:rPr>
-        <w:t>本方法的优越性。</w:t>
+        <w:t>一个走不动的基线不构成对照。若照此报出去，等于用一个被自己实现压垮的对手来证明本方法的优越性。</w:t>
       </w:r>
     </w:p>
     <w:p>
